--- a/ГЛАВА I.docx
+++ b/ГЛАВА I.docx
@@ -2654,16 +2654,7 @@
                 <w:rStyle w:val="Hyperlink"/>
                 <w:noProof/>
               </w:rPr>
-              <w:t>1.3.2.1. Достъп до м</w:t>
-            </w:r>
-            <w:bookmarkStart w:id="0" w:name="_GoBack"/>
-            <w:bookmarkEnd w:id="0"/>
-            <w:r>
-              <w:rPr>
-                <w:rStyle w:val="Hyperlink"/>
-                <w:noProof/>
-              </w:rPr>
-              <w:t>етаданни чрез Pillow</w:t>
+              <w:t>1.3.2.1. Достъп до метаданни чрез Pillow</w:t>
             </w:r>
             <w:r>
               <w:rPr>
@@ -4693,7 +4684,7 @@
       <w:pPr>
         <w:pStyle w:val="Heading1"/>
       </w:pPr>
-      <w:bookmarkStart w:id="1" w:name="_Toc220495635"/>
+      <w:bookmarkStart w:id="0" w:name="_Toc220495635"/>
       <w:r>
         <w:lastRenderedPageBreak/>
         <w:t>УВОД</w:t>
@@ -4873,17 +4864,17 @@
         <w:lastRenderedPageBreak/>
         <w:t>1.1.1. Общ преглед на графичните формати</w:t>
       </w:r>
+      <w:bookmarkEnd w:id="0"/>
+    </w:p>
+    <w:p>
+      <w:pPr>
+        <w:pStyle w:val="Heading3"/>
+      </w:pPr>
+      <w:bookmarkStart w:id="1" w:name="_Toc220495636"/>
+      <w:r>
+        <w:t>1.1.1.1. Понятие за цифрово изображение</w:t>
+      </w:r>
       <w:bookmarkEnd w:id="1"/>
-    </w:p>
-    <w:p>
-      <w:pPr>
-        <w:pStyle w:val="Heading3"/>
-      </w:pPr>
-      <w:bookmarkStart w:id="2" w:name="_Toc220495636"/>
-      <w:r>
-        <w:t>1.1.1.1. Понятие за цифрово изображение</w:t>
-      </w:r>
-      <w:bookmarkEnd w:id="2"/>
     </w:p>
     <w:p>
       <w:pPr>
@@ -5004,11 +4995,11 @@
       <w:pPr>
         <w:pStyle w:val="Heading3"/>
       </w:pPr>
-      <w:bookmarkStart w:id="3" w:name="_Toc220495637"/>
+      <w:bookmarkStart w:id="2" w:name="_Toc220495637"/>
       <w:r>
         <w:t>1.1.1.2. Растерна и векторна графика – същност и разлики</w:t>
       </w:r>
-      <w:bookmarkEnd w:id="3"/>
+      <w:bookmarkEnd w:id="2"/>
     </w:p>
     <w:p>
       <w:pPr>
@@ -5557,26 +5548,26 @@
       <w:pPr>
         <w:pStyle w:val="Heading3"/>
       </w:pPr>
-      <w:bookmarkStart w:id="4" w:name="_Toc220495638"/>
+      <w:bookmarkStart w:id="3" w:name="_Toc220495638"/>
       <w:r>
         <w:t>Сравнение между растерна и векторна графика</w:t>
       </w:r>
+      <w:bookmarkEnd w:id="3"/>
+    </w:p>
+    <w:p>
+      <w:pPr>
+        <w:pStyle w:val="Heading3"/>
+      </w:pPr>
+    </w:p>
+    <w:p>
+      <w:pPr>
+        <w:pStyle w:val="Heading3"/>
+      </w:pPr>
+      <w:bookmarkStart w:id="4" w:name="_Toc220495639"/>
+      <w:r>
+        <w:t>1.1.1.3. Основни растерни графични формати (JPEG, PNG, BMP, TIFF)</w:t>
+      </w:r>
       <w:bookmarkEnd w:id="4"/>
-    </w:p>
-    <w:p>
-      <w:pPr>
-        <w:pStyle w:val="Heading3"/>
-      </w:pPr>
-    </w:p>
-    <w:p>
-      <w:pPr>
-        <w:pStyle w:val="Heading3"/>
-      </w:pPr>
-      <w:bookmarkStart w:id="5" w:name="_Toc220495639"/>
-      <w:r>
-        <w:t>1.1.1.3. Основни растерни графични формати (JPEG, PNG, BMP, TIFF)</w:t>
-      </w:r>
-      <w:bookmarkEnd w:id="5"/>
     </w:p>
     <w:p>
       <w:pPr>
@@ -5657,11 +5648,11 @@
       <w:pPr>
         <w:pStyle w:val="Heading3"/>
       </w:pPr>
-      <w:bookmarkStart w:id="6" w:name="_Toc220495640"/>
+      <w:bookmarkStart w:id="5" w:name="_Toc220495640"/>
       <w:r>
         <w:t>1.1.1.4. Сравнение между растерни и векторни формати</w:t>
       </w:r>
-      <w:bookmarkEnd w:id="6"/>
+      <w:bookmarkEnd w:id="5"/>
     </w:p>
     <w:p>
       <w:pPr>
@@ -5686,56 +5677,56 @@
       <w:pPr>
         <w:pStyle w:val="Heading3"/>
       </w:pPr>
-      <w:bookmarkStart w:id="7" w:name="_Toc220495641"/>
+      <w:bookmarkStart w:id="6" w:name="_Toc220495641"/>
       <w:r>
         <w:lastRenderedPageBreak/>
         <w:t>1.1.1.5. Приложение на графичните формати в мобилната фотография</w:t>
       </w:r>
+      <w:bookmarkEnd w:id="6"/>
+    </w:p>
+    <w:p>
+      <w:pPr>
+        <w:pStyle w:val="NormalWeb"/>
+      </w:pPr>
+      <w:r>
+        <w:t>Мобилната фотография е едно от най-широко разпространените приложения на графичните формати в съвременния свят. Съвременните смартфони разполагат с висококачествени камери, които създават изображения с висока резолюция и богата цветова информация.</w:t>
+      </w:r>
+    </w:p>
+    <w:p>
+      <w:pPr>
+        <w:pStyle w:val="NormalWeb"/>
+      </w:pPr>
+      <w:r>
+        <w:t>Най-често използваният формат в мобилната фотография е JPEG, тъй като той осигурява оптимален баланс между качество, размер на файла и поддръжка на метаданни. Чрез вградените Exif данни, всяка снимка съдържа информация за датата, часа, устройството и географското местоположение на заснемане.</w:t>
+      </w:r>
+    </w:p>
+    <w:p>
+      <w:pPr>
+        <w:pStyle w:val="NormalWeb"/>
+      </w:pPr>
+      <w:r>
+        <w:t>Тази особеност позволява създаването на приложения, които автоматично анализират и визуализират снимките върху карта, което е основна цел на настоящия дипломен проект.</w:t>
+      </w:r>
+    </w:p>
+    <w:p>
+      <w:pPr>
+        <w:pStyle w:val="Heading2"/>
+      </w:pPr>
+      <w:bookmarkStart w:id="7" w:name="_Toc220495642"/>
+      <w:r>
+        <w:t>1.1.2. Структура на JPEG файловете</w:t>
+      </w:r>
       <w:bookmarkEnd w:id="7"/>
     </w:p>
     <w:p>
       <w:pPr>
-        <w:pStyle w:val="NormalWeb"/>
-      </w:pPr>
-      <w:r>
-        <w:t>Мобилната фотография е едно от най-широко разпространените приложения на графичните формати в съвременния свят. Съвременните смартфони разполагат с висококачествени камери, които създават изображения с висока резолюция и богата цветова информация.</w:t>
-      </w:r>
-    </w:p>
-    <w:p>
-      <w:pPr>
-        <w:pStyle w:val="NormalWeb"/>
-      </w:pPr>
-      <w:r>
-        <w:t>Най-често използваният формат в мобилната фотография е JPEG, тъй като той осигурява оптимален баланс между качество, размер на файла и поддръжка на метаданни. Чрез вградените Exif данни, всяка снимка съдържа информация за датата, часа, устройството и географското местоположение на заснемане.</w:t>
-      </w:r>
-    </w:p>
-    <w:p>
-      <w:pPr>
-        <w:pStyle w:val="NormalWeb"/>
-      </w:pPr>
-      <w:r>
-        <w:t>Тази особеност позволява създаването на приложения, които автоматично анализират и визуализират снимките върху карта, което е основна цел на настоящия дипломен проект.</w:t>
-      </w:r>
-    </w:p>
-    <w:p>
-      <w:pPr>
-        <w:pStyle w:val="Heading2"/>
-      </w:pPr>
-      <w:bookmarkStart w:id="8" w:name="_Toc220495642"/>
-      <w:r>
-        <w:t>1.1.2. Структура на JPEG файловете</w:t>
+        <w:pStyle w:val="Heading3"/>
+      </w:pPr>
+      <w:bookmarkStart w:id="8" w:name="_Toc220495643"/>
+      <w:r>
+        <w:t>1.1.2.1. История и предназначение на JPEG стандарта</w:t>
       </w:r>
       <w:bookmarkEnd w:id="8"/>
-    </w:p>
-    <w:p>
-      <w:pPr>
-        <w:pStyle w:val="Heading3"/>
-      </w:pPr>
-      <w:bookmarkStart w:id="9" w:name="_Toc220495643"/>
-      <w:r>
-        <w:t>1.1.2.1. История и предназначение на JPEG стандарта</w:t>
-      </w:r>
-      <w:bookmarkEnd w:id="9"/>
     </w:p>
     <w:p>
       <w:pPr>
@@ -5797,14 +5788,14 @@
       <w:pPr>
         <w:pStyle w:val="Heading3"/>
       </w:pPr>
-      <w:bookmarkStart w:id="10" w:name="_Toc220495644"/>
+      <w:bookmarkStart w:id="9" w:name="_Toc220495644"/>
       <w:r>
         <w:t>1.1.2.2. Основн</w:t>
       </w:r>
       <w:r>
         <w:t xml:space="preserve"> компоненти и сегменти в JPEG файл</w:t>
       </w:r>
-      <w:bookmarkEnd w:id="10"/>
+      <w:bookmarkEnd w:id="9"/>
     </w:p>
     <w:p>
       <w:pPr>
@@ -6045,11 +6036,11 @@
       <w:pPr>
         <w:pStyle w:val="Heading3"/>
       </w:pPr>
-      <w:bookmarkStart w:id="11" w:name="_Toc220495645"/>
+      <w:bookmarkStart w:id="10" w:name="_Toc220495645"/>
       <w:r>
         <w:t>1.1.2.3. APP сегменти и тяхното предназначение</w:t>
       </w:r>
-      <w:bookmarkEnd w:id="11"/>
+      <w:bookmarkEnd w:id="10"/>
     </w:p>
     <w:p>
       <w:pPr>
@@ -6183,11 +6174,11 @@
       <w:pPr>
         <w:pStyle w:val="Heading3"/>
       </w:pPr>
-      <w:bookmarkStart w:id="12" w:name="_Toc220495646"/>
+      <w:bookmarkStart w:id="11" w:name="_Toc220495646"/>
       <w:r>
         <w:t>1.1.2.4. Съхранение на Exif метаданни в JPEG</w:t>
       </w:r>
-      <w:bookmarkEnd w:id="12"/>
+      <w:bookmarkEnd w:id="11"/>
     </w:p>
     <w:p>
       <w:pPr>
@@ -6278,11 +6269,11 @@
       <w:pPr>
         <w:pStyle w:val="Heading3"/>
       </w:pPr>
-      <w:bookmarkStart w:id="13" w:name="_Toc220495647"/>
+      <w:bookmarkStart w:id="12" w:name="_Toc220495647"/>
       <w:r>
         <w:t>1.1.2.5. Предимства и ограничения на JPEG формата</w:t>
       </w:r>
-      <w:bookmarkEnd w:id="13"/>
+      <w:bookmarkEnd w:id="12"/>
     </w:p>
     <w:p>
       <w:pPr>
@@ -6364,24 +6355,24 @@
       <w:pPr>
         <w:pStyle w:val="Heading2"/>
       </w:pPr>
-      <w:bookmarkStart w:id="14" w:name="_Toc220495648"/>
+      <w:bookmarkStart w:id="13" w:name="_Toc220495648"/>
       <w:r>
         <w:t>1</w:t>
       </w:r>
       <w:r>
         <w:t>.2. Метаданни в графичните файлове</w:t>
       </w:r>
+      <w:bookmarkEnd w:id="13"/>
+    </w:p>
+    <w:p>
+      <w:pPr>
+        <w:pStyle w:val="Heading3"/>
+      </w:pPr>
+      <w:bookmarkStart w:id="14" w:name="_Toc220495649"/>
+      <w:r>
+        <w:t>1.2.1.1. Определение и класификация на метаданните</w:t>
+      </w:r>
       <w:bookmarkEnd w:id="14"/>
-    </w:p>
-    <w:p>
-      <w:pPr>
-        <w:pStyle w:val="Heading3"/>
-      </w:pPr>
-      <w:bookmarkStart w:id="15" w:name="_Toc220495649"/>
-      <w:r>
-        <w:t>1.2.1.1. Определение и класификация на метаданните</w:t>
-      </w:r>
-      <w:bookmarkEnd w:id="15"/>
     </w:p>
     <w:p>
       <w:pPr>
@@ -6505,11 +6496,11 @@
       <w:pPr>
         <w:pStyle w:val="Heading3"/>
       </w:pPr>
-      <w:bookmarkStart w:id="16" w:name="_Toc220495650"/>
+      <w:bookmarkStart w:id="15" w:name="_Toc220495650"/>
       <w:r>
         <w:t>1.2.1.2. Видове метаданни при цифрови изображения</w:t>
       </w:r>
-      <w:bookmarkEnd w:id="16"/>
+      <w:bookmarkEnd w:id="15"/>
     </w:p>
     <w:p>
       <w:pPr>
@@ -6653,48 +6644,48 @@
       <w:pPr>
         <w:pStyle w:val="Heading3"/>
       </w:pPr>
-      <w:bookmarkStart w:id="17" w:name="_Toc220495651"/>
+      <w:bookmarkStart w:id="16" w:name="_Toc220495651"/>
       <w:r>
         <w:t>1.2.1.3. Роля на метаданните в организацията на файлове</w:t>
       </w:r>
+      <w:bookmarkEnd w:id="16"/>
+    </w:p>
+    <w:p>
+      <w:pPr>
+        <w:pStyle w:val="NormalWeb"/>
+      </w:pPr>
+      <w:r>
+        <w:t>Метаданните играят ключова роля в организацията и управлението на големи колекции от изображения. Чрез тях изображенията могат да бъдат автоматично сортирани, групирани и търсени по различни критерии, като дата, място или използвано устройство.</w:t>
+      </w:r>
+    </w:p>
+    <w:p>
+      <w:pPr>
+        <w:pStyle w:val="NormalWeb"/>
+      </w:pPr>
+      <w:r>
+        <w:t>В съвременните операционни системи и фото мениджъри метаданните позволяват създаване на албуми и категории без необходимост от ръчно преименуване на файловете. Това значително улеснява управлението на лични и професионални фотоархиви.</w:t>
+      </w:r>
+    </w:p>
+    <w:p>
+      <w:pPr>
+        <w:pStyle w:val="NormalWeb"/>
+      </w:pPr>
+      <w:r>
+        <w:t>За приложения, работещи с множество изображения, използването на метаданни е задължително, тъй като те предоставят структурирана информация, необходи</w:t>
+      </w:r>
+      <w:r>
+        <w:t>ма за автоматизирана обработка.</w:t>
+      </w:r>
+    </w:p>
+    <w:p>
+      <w:pPr>
+        <w:pStyle w:val="Heading3"/>
+      </w:pPr>
+      <w:bookmarkStart w:id="17" w:name="_Toc220495652"/>
+      <w:r>
+        <w:t>1.2.1.4. Метаданни и защита на авторските права</w:t>
+      </w:r>
       <w:bookmarkEnd w:id="17"/>
-    </w:p>
-    <w:p>
-      <w:pPr>
-        <w:pStyle w:val="NormalWeb"/>
-      </w:pPr>
-      <w:r>
-        <w:t>Метаданните играят ключова роля в организацията и управлението на големи колекции от изображения. Чрез тях изображенията могат да бъдат автоматично сортирани, групирани и търсени по различни критерии, като дата, място или използвано устройство.</w:t>
-      </w:r>
-    </w:p>
-    <w:p>
-      <w:pPr>
-        <w:pStyle w:val="NormalWeb"/>
-      </w:pPr>
-      <w:r>
-        <w:t>В съвременните операционни системи и фото мениджъри метаданните позволяват създаване на албуми и категории без необходимост от ръчно преименуване на файловете. Това значително улеснява управлението на лични и професионални фотоархиви.</w:t>
-      </w:r>
-    </w:p>
-    <w:p>
-      <w:pPr>
-        <w:pStyle w:val="NormalWeb"/>
-      </w:pPr>
-      <w:r>
-        <w:t>За приложения, работещи с множество изображения, използването на метаданни е задължително, тъй като те предоставят структурирана информация, необходи</w:t>
-      </w:r>
-      <w:r>
-        <w:t>ма за автоматизирана обработка.</w:t>
-      </w:r>
-    </w:p>
-    <w:p>
-      <w:pPr>
-        <w:pStyle w:val="Heading3"/>
-      </w:pPr>
-      <w:bookmarkStart w:id="18" w:name="_Toc220495652"/>
-      <w:r>
-        <w:t>1.2.1.4. Метаданни и защита на авторските права</w:t>
-      </w:r>
-      <w:bookmarkEnd w:id="18"/>
     </w:p>
     <w:p>
       <w:pPr>
@@ -6728,92 +6719,92 @@
       <w:pPr>
         <w:pStyle w:val="Heading3"/>
       </w:pPr>
-      <w:bookmarkStart w:id="19" w:name="_Toc220495653"/>
+      <w:bookmarkStart w:id="18" w:name="_Toc220495653"/>
       <w:r>
         <w:t>1.2.1.5. Значение на метаданните за геолокационни приложения</w:t>
       </w:r>
+      <w:bookmarkEnd w:id="18"/>
+    </w:p>
+    <w:p>
+      <w:pPr>
+        <w:pStyle w:val="NormalWeb"/>
+      </w:pPr>
+      <w:r>
+        <w:t>Метаданните са от ключово значение за геолокационните приложения, тъй като чрез тях изображенията могат да бъдат свързани с конкретни географски места. GPS метаданните позволяват автоматично определяне на местоположението, на което е заснета дадена снимка.</w:t>
+      </w:r>
+    </w:p>
+    <w:p>
+      <w:pPr>
+        <w:pStyle w:val="NormalWeb"/>
+      </w:pPr>
+      <w:r>
+        <w:t>Тази информация е в основата на приложения, които визуализират снимки върху интерактивни карти, проследяват маршрути и анализират движението на потребителя. В настоящия дипломен проект именно метаданните осигуряват връзката между изображенията и картографската визуализация.</w:t>
+      </w:r>
+    </w:p>
+    <w:p>
+      <w:pPr>
+        <w:pStyle w:val="NormalWeb"/>
+      </w:pPr>
+      <w:r>
+        <w:t>Чрез използването на метаданни, приложенията могат да предоставят по-интуитивен и визуално ясен начин за представяне на информацията, което значително повишава тяхната практическа стойност.</w:t>
+      </w:r>
+    </w:p>
+    <w:p>
+      <w:pPr>
+        <w:pStyle w:val="Heading2"/>
+      </w:pPr>
+      <w:bookmarkStart w:id="19" w:name="_Toc220495654"/>
+      <w:r>
+        <w:t>1.2.2. Exif метаданни – структура и основни тагове</w:t>
+      </w:r>
       <w:bookmarkEnd w:id="19"/>
     </w:p>
     <w:p>
       <w:pPr>
-        <w:pStyle w:val="NormalWeb"/>
-      </w:pPr>
-      <w:r>
-        <w:t>Метаданните са от ключово значение за геолокационните приложения, тъй като чрез тях изображенията могат да бъдат свързани с конкретни географски места. GPS метаданните позволяват автоматично определяне на местоположението, на което е заснета дадена снимка.</w:t>
-      </w:r>
-    </w:p>
-    <w:p>
-      <w:pPr>
-        <w:pStyle w:val="NormalWeb"/>
-      </w:pPr>
-      <w:r>
-        <w:t>Тази информация е в основата на приложения, които визуализират снимки върху интерактивни карти, проследяват маршрути и анализират движението на потребителя. В настоящия дипломен проект именно метаданните осигуряват връзката между изображенията и картографската визуализация.</w:t>
-      </w:r>
-    </w:p>
-    <w:p>
-      <w:pPr>
-        <w:pStyle w:val="NormalWeb"/>
-      </w:pPr>
-      <w:r>
-        <w:t>Чрез използването на метаданни, приложенията могат да предоставят по-интуитивен и визуално ясен начин за представяне на информацията, което значително повишава тяхната практическа стойност.</w:t>
-      </w:r>
-    </w:p>
-    <w:p>
-      <w:pPr>
-        <w:pStyle w:val="Heading2"/>
-      </w:pPr>
-      <w:bookmarkStart w:id="20" w:name="_Toc220495654"/>
-      <w:r>
-        <w:t>1.2.2. Exif метаданни – структура и основни тагове</w:t>
+        <w:pStyle w:val="Heading3"/>
+      </w:pPr>
+      <w:bookmarkStart w:id="20" w:name="_Toc220495655"/>
+      <w:r>
+        <w:t>1.2.2.1. Exif стандарт – възникване и развитие</w:t>
       </w:r>
       <w:bookmarkEnd w:id="20"/>
     </w:p>
     <w:p>
       <w:pPr>
+        <w:pStyle w:val="NormalWeb"/>
+      </w:pPr>
+      <w:r>
+        <w:t>Exif (Exchangeable Image File Format) е стандарт за метаданни, предназначен за съхранение на допълнителна информация в графични файлове, основно във форматите JPEG и TIFF. Стандартът е разработен от Японската асоциация за електронна индустрия (JEITA) с цел да се унифицира начинът, по който цифровите фотоапарати и по-късно смартфоните записват информация за заснемането на изображения.</w:t>
+      </w:r>
+    </w:p>
+    <w:p>
+      <w:pPr>
+        <w:pStyle w:val="NormalWeb"/>
+      </w:pPr>
+      <w:r>
+        <w:t>Появата на Exif стандарта е пряко свързана с развитието на цифровата фотография. С увеличаването на възможностите на цифровите камери възниква необходимост от съхраняване не само на самото изображение, но и на информация за условията, при които е заснето. Exif стандартът отговаря на тази нужда, като позволява автоматично записване на технически, времеви и географски данни.</w:t>
+      </w:r>
+    </w:p>
+    <w:p>
+      <w:pPr>
+        <w:pStyle w:val="NormalWeb"/>
+      </w:pPr>
+      <w:r>
+        <w:t>С течение на времето Exif се развива и разширява, като включва все повече тагове и възможности. Днес той е широко поддържан от операционни системи, графични редактори и програмни библиотеки, което го прави основен стандарт за ме</w:t>
+      </w:r>
+      <w:r>
+        <w:t>таданни в цифровата фотография.</w:t>
+      </w:r>
+    </w:p>
+    <w:p>
+      <w:pPr>
         <w:pStyle w:val="Heading3"/>
       </w:pPr>
-      <w:bookmarkStart w:id="21" w:name="_Toc220495655"/>
-      <w:r>
-        <w:t>1.2.2.1. Exif стандарт – възникване и развитие</w:t>
+      <w:bookmarkStart w:id="21" w:name="_Toc220495656"/>
+      <w:r>
+        <w:t>1.2.2.2. Структура на Exif данните (IFD директории)</w:t>
       </w:r>
       <w:bookmarkEnd w:id="21"/>
-    </w:p>
-    <w:p>
-      <w:pPr>
-        <w:pStyle w:val="NormalWeb"/>
-      </w:pPr>
-      <w:r>
-        <w:t>Exif (Exchangeable Image File Format) е стандарт за метаданни, предназначен за съхранение на допълнителна информация в графични файлове, основно във форматите JPEG и TIFF. Стандартът е разработен от Японската асоциация за електронна индустрия (JEITA) с цел да се унифицира начинът, по който цифровите фотоапарати и по-късно смартфоните записват информация за заснемането на изображения.</w:t>
-      </w:r>
-    </w:p>
-    <w:p>
-      <w:pPr>
-        <w:pStyle w:val="NormalWeb"/>
-      </w:pPr>
-      <w:r>
-        <w:t>Появата на Exif стандарта е пряко свързана с развитието на цифровата фотография. С увеличаването на възможностите на цифровите камери възниква необходимост от съхраняване не само на самото изображение, но и на информация за условията, при които е заснето. Exif стандартът отговаря на тази нужда, като позволява автоматично записване на технически, времеви и географски данни.</w:t>
-      </w:r>
-    </w:p>
-    <w:p>
-      <w:pPr>
-        <w:pStyle w:val="NormalWeb"/>
-      </w:pPr>
-      <w:r>
-        <w:t>С течение на времето Exif се развива и разширява, като включва все повече тагове и възможности. Днес той е широко поддържан от операционни системи, графични редактори и програмни библиотеки, което го прави основен стандарт за ме</w:t>
-      </w:r>
-      <w:r>
-        <w:t>таданни в цифровата фотография.</w:t>
-      </w:r>
-    </w:p>
-    <w:p>
-      <w:pPr>
-        <w:pStyle w:val="Heading3"/>
-      </w:pPr>
-      <w:bookmarkStart w:id="22" w:name="_Toc220495656"/>
-      <w:r>
-        <w:t>1.2.2.2. Структура на Exif данните (IFD директории)</w:t>
-      </w:r>
-      <w:bookmarkEnd w:id="22"/>
     </w:p>
     <w:p>
       <w:pPr>
@@ -6958,11 +6949,11 @@
       <w:pPr>
         <w:pStyle w:val="Heading3"/>
       </w:pPr>
-      <w:bookmarkStart w:id="23" w:name="_Toc220495657"/>
+      <w:bookmarkStart w:id="22" w:name="_Toc220495657"/>
       <w:r>
         <w:t>1.2.2.3. Основни Exif тагове за изображението</w:t>
       </w:r>
-      <w:bookmarkEnd w:id="23"/>
+      <w:bookmarkEnd w:id="22"/>
     </w:p>
     <w:p>
       <w:pPr>
@@ -7085,11 +7076,11 @@
       <w:pPr>
         <w:pStyle w:val="Heading3"/>
       </w:pPr>
-      <w:bookmarkStart w:id="24" w:name="_Toc220495658"/>
+      <w:bookmarkStart w:id="23" w:name="_Toc220495658"/>
       <w:r>
         <w:t>1.2.2.4. Exif тагове за параметри на заснемане</w:t>
       </w:r>
-      <w:bookmarkEnd w:id="24"/>
+      <w:bookmarkEnd w:id="23"/>
     </w:p>
     <w:p>
       <w:pPr>
@@ -7242,7 +7233,7 @@
       <w:pPr>
         <w:pStyle w:val="Heading2"/>
       </w:pPr>
-      <w:bookmarkStart w:id="25" w:name="_Toc220495659"/>
+      <w:bookmarkStart w:id="24" w:name="_Toc220495659"/>
       <w:r>
         <w:rPr>
           <w:rStyle w:val="Strong"/>
@@ -7251,7 +7242,7 @@
         </w:rPr>
         <w:t>1.2.3. GPS Exif тагове (Latitude, Longitude, Altitude и др.)</w:t>
       </w:r>
-      <w:bookmarkEnd w:id="25"/>
+      <w:bookmarkEnd w:id="24"/>
     </w:p>
     <w:p>
       <w:pPr>
@@ -7269,7 +7260,7 @@
       <w:pPr>
         <w:pStyle w:val="Heading3"/>
       </w:pPr>
-      <w:bookmarkStart w:id="26" w:name="_Toc220495660"/>
+      <w:bookmarkStart w:id="25" w:name="_Toc220495660"/>
       <w:r>
         <w:rPr>
           <w:rStyle w:val="Strong"/>
@@ -7278,7 +7269,7 @@
         </w:rPr>
         <w:t>1.2.3.1. Принцип на записване на GPS информация</w:t>
       </w:r>
-      <w:bookmarkEnd w:id="26"/>
+      <w:bookmarkEnd w:id="25"/>
     </w:p>
     <w:p>
       <w:pPr>
@@ -7358,7 +7349,7 @@
       <w:pPr>
         <w:pStyle w:val="Heading3"/>
       </w:pPr>
-      <w:bookmarkStart w:id="27" w:name="_Toc220495661"/>
+      <w:bookmarkStart w:id="26" w:name="_Toc220495661"/>
       <w:r>
         <w:rPr>
           <w:rStyle w:val="Strong"/>
@@ -7367,7 +7358,7 @@
         </w:rPr>
         <w:t>1.2.3.2. Формат на GPS координатите в Exif</w:t>
       </w:r>
-      <w:bookmarkEnd w:id="27"/>
+      <w:bookmarkEnd w:id="26"/>
     </w:p>
     <w:p>
       <w:pPr>
@@ -7489,7 +7480,7 @@
       <w:pPr>
         <w:pStyle w:val="Heading3"/>
       </w:pPr>
-      <w:bookmarkStart w:id="28" w:name="_Toc220495662"/>
+      <w:bookmarkStart w:id="27" w:name="_Toc220495662"/>
       <w:r>
         <w:rPr>
           <w:rStyle w:val="Strong"/>
@@ -7498,7 +7489,7 @@
         </w:rPr>
         <w:t>1.2.3.3. Основни GPS Exif тагове и тяхното значение</w:t>
       </w:r>
-      <w:bookmarkEnd w:id="28"/>
+      <w:bookmarkEnd w:id="27"/>
     </w:p>
     <w:p>
       <w:pPr>
@@ -7696,7 +7687,7 @@
       <w:pPr>
         <w:pStyle w:val="Heading3"/>
       </w:pPr>
-      <w:bookmarkStart w:id="29" w:name="_Toc220495663"/>
+      <w:bookmarkStart w:id="28" w:name="_Toc220495663"/>
       <w:r>
         <w:rPr>
           <w:rStyle w:val="Strong"/>
@@ -7705,7 +7696,7 @@
         </w:rPr>
         <w:t>1.2.3.4. Точност и надеждност на GPS данните</w:t>
       </w:r>
-      <w:bookmarkEnd w:id="29"/>
+      <w:bookmarkEnd w:id="28"/>
     </w:p>
     <w:p>
       <w:pPr>
@@ -7803,7 +7794,7 @@
       <w:pPr>
         <w:pStyle w:val="Heading3"/>
       </w:pPr>
-      <w:bookmarkStart w:id="30" w:name="_Toc220495664"/>
+      <w:bookmarkStart w:id="29" w:name="_Toc220495664"/>
       <w:r>
         <w:rPr>
           <w:rStyle w:val="Strong"/>
@@ -7812,7 +7803,7 @@
         </w:rPr>
         <w:t>1.2.3.5. Приложение на GPS Exif данни в практиката</w:t>
       </w:r>
-      <w:bookmarkEnd w:id="30"/>
+      <w:bookmarkEnd w:id="29"/>
     </w:p>
     <w:p>
       <w:pPr>
@@ -7919,7 +7910,7 @@
           <w:szCs w:val="36"/>
         </w:rPr>
       </w:pPr>
-      <w:bookmarkStart w:id="31" w:name="_Toc220495665"/>
+      <w:bookmarkStart w:id="30" w:name="_Toc220495665"/>
       <w:r>
         <w:rPr>
           <w:rStyle w:val="Strong"/>
@@ -7931,7 +7922,7 @@
         <w:lastRenderedPageBreak/>
         <w:t>1.3. Библиотеката Pillow (PIL)</w:t>
       </w:r>
-      <w:bookmarkEnd w:id="31"/>
+      <w:bookmarkEnd w:id="30"/>
     </w:p>
     <w:p>
       <w:pPr>
@@ -7961,7 +7952,7 @@
       <w:pPr>
         <w:pStyle w:val="Heading2"/>
       </w:pPr>
-      <w:bookmarkStart w:id="32" w:name="_Toc220495666"/>
+      <w:bookmarkStart w:id="31" w:name="_Toc220495666"/>
       <w:r>
         <w:rPr>
           <w:rStyle w:val="Strong"/>
@@ -7970,13 +7961,13 @@
         </w:rPr>
         <w:t>1.3.1. Предназначение и възможности</w:t>
       </w:r>
-      <w:bookmarkEnd w:id="32"/>
+      <w:bookmarkEnd w:id="31"/>
     </w:p>
     <w:p>
       <w:pPr>
         <w:pStyle w:val="Heading3"/>
       </w:pPr>
-      <w:bookmarkStart w:id="33" w:name="_Toc220495667"/>
+      <w:bookmarkStart w:id="32" w:name="_Toc220495667"/>
       <w:r>
         <w:rPr>
           <w:rStyle w:val="Strong"/>
@@ -8001,7 +7992,7 @@
         </w:rPr>
         <w:t>. Основни функционалности на библиотеката</w:t>
       </w:r>
-      <w:bookmarkEnd w:id="33"/>
+      <w:bookmarkEnd w:id="32"/>
     </w:p>
     <w:p>
       <w:pPr>
@@ -8104,7 +8095,7 @@
       <w:pPr>
         <w:pStyle w:val="Heading3"/>
       </w:pPr>
-      <w:bookmarkStart w:id="34" w:name="_Toc220495668"/>
+      <w:bookmarkStart w:id="33" w:name="_Toc220495668"/>
       <w:r>
         <w:rPr>
           <w:rStyle w:val="Strong"/>
@@ -8113,7 +8104,7 @@
         </w:rPr>
         <w:t>1.3.1.3. Поддържани графични формати</w:t>
       </w:r>
-      <w:bookmarkEnd w:id="34"/>
+      <w:bookmarkEnd w:id="33"/>
     </w:p>
     <w:p>
       <w:pPr>
@@ -8270,7 +8261,7 @@
       <w:pPr>
         <w:pStyle w:val="Heading3"/>
       </w:pPr>
-      <w:bookmarkStart w:id="35" w:name="_Toc220495669"/>
+      <w:bookmarkStart w:id="34" w:name="_Toc220495669"/>
       <w:r>
         <w:rPr>
           <w:rStyle w:val="Strong"/>
@@ -8287,7 +8278,7 @@
         </w:rPr>
         <w:t>. Място на Pillow в екосистемата на Python</w:t>
       </w:r>
-      <w:bookmarkEnd w:id="35"/>
+      <w:bookmarkEnd w:id="34"/>
     </w:p>
     <w:p>
       <w:pPr>
@@ -9094,7 +9085,7 @@
       <w:pPr>
         <w:pStyle w:val="Heading1"/>
       </w:pPr>
-      <w:bookmarkStart w:id="36" w:name="_Toc220495670"/>
+      <w:bookmarkStart w:id="35" w:name="_Toc220495670"/>
       <w:r>
         <w:rPr>
           <w:rStyle w:val="Strong"/>
@@ -9103,7 +9094,7 @@
         </w:rPr>
         <w:t>1.3.2. Извличане на Exif данни с Pillow</w:t>
       </w:r>
-      <w:bookmarkEnd w:id="36"/>
+      <w:bookmarkEnd w:id="35"/>
     </w:p>
     <w:p>
       <w:pPr>
@@ -9120,7 +9111,7 @@
       <w:pPr>
         <w:pStyle w:val="Heading2"/>
       </w:pPr>
-      <w:bookmarkStart w:id="37" w:name="_Toc220495671"/>
+      <w:bookmarkStart w:id="36" w:name="_Toc220495671"/>
       <w:r>
         <w:rPr>
           <w:rStyle w:val="Strong"/>
@@ -9129,7 +9120,7 @@
         </w:rPr>
         <w:t>1.3.2.1. Достъп до метаданни чрез Pillow</w:t>
       </w:r>
-      <w:bookmarkEnd w:id="37"/>
+      <w:bookmarkEnd w:id="36"/>
     </w:p>
     <w:p>
       <w:pPr>
@@ -9218,7 +9209,7 @@
       <w:pPr>
         <w:pStyle w:val="Heading2"/>
       </w:pPr>
-      <w:bookmarkStart w:id="38" w:name="_Toc220495672"/>
+      <w:bookmarkStart w:id="37" w:name="_Toc220495672"/>
       <w:r>
         <w:rPr>
           <w:rStyle w:val="Strong"/>
@@ -9227,7 +9218,7 @@
         </w:rPr>
         <w:t>1.3.2.2. Представяне на Exif данните като структури от данни</w:t>
       </w:r>
-      <w:bookmarkEnd w:id="38"/>
+      <w:bookmarkEnd w:id="37"/>
     </w:p>
     <w:p>
       <w:pPr>
@@ -9309,7 +9300,7 @@
       <w:pPr>
         <w:pStyle w:val="Heading2"/>
       </w:pPr>
-      <w:bookmarkStart w:id="39" w:name="_Toc220495673"/>
+      <w:bookmarkStart w:id="38" w:name="_Toc220495673"/>
       <w:r>
         <w:rPr>
           <w:rStyle w:val="Strong"/>
@@ -9318,7 +9309,7 @@
         </w:rPr>
         <w:t>1.3.2.3. Работа с GPS IFD директория</w:t>
       </w:r>
-      <w:bookmarkEnd w:id="39"/>
+      <w:bookmarkEnd w:id="38"/>
     </w:p>
     <w:p>
       <w:pPr>
@@ -9417,7 +9408,7 @@
       <w:pPr>
         <w:pStyle w:val="Heading2"/>
       </w:pPr>
-      <w:bookmarkStart w:id="40" w:name="_Toc220495674"/>
+      <w:bookmarkStart w:id="39" w:name="_Toc220495674"/>
       <w:r>
         <w:rPr>
           <w:rStyle w:val="Strong"/>
@@ -9426,7 +9417,7 @@
         </w:rPr>
         <w:t>1.3.2.4. Проверка за наличието на Exif и GPS данни</w:t>
       </w:r>
-      <w:bookmarkEnd w:id="40"/>
+      <w:bookmarkEnd w:id="39"/>
     </w:p>
     <w:p>
       <w:pPr>
@@ -9490,7 +9481,7 @@
       <w:pPr>
         <w:pStyle w:val="Heading2"/>
       </w:pPr>
-      <w:bookmarkStart w:id="41" w:name="_Toc220495675"/>
+      <w:bookmarkStart w:id="40" w:name="_Toc220495675"/>
       <w:r>
         <w:rPr>
           <w:rStyle w:val="Strong"/>
@@ -9499,7 +9490,7 @@
         </w:rPr>
         <w:t>1.3.2.5. Често срещани проблеми при извличане на Exif</w:t>
       </w:r>
-      <w:bookmarkEnd w:id="41"/>
+      <w:bookmarkEnd w:id="40"/>
     </w:p>
     <w:p>
       <w:pPr>
@@ -9588,7 +9579,7 @@
           <w:szCs w:val="36"/>
         </w:rPr>
       </w:pPr>
-      <w:bookmarkStart w:id="42" w:name="_Toc220495676"/>
+      <w:bookmarkStart w:id="41" w:name="_Toc220495676"/>
       <w:r>
         <w:rPr>
           <w:rStyle w:val="Strong"/>
@@ -9599,7 +9590,7 @@
         </w:rPr>
         <w:t>1.3.3. Обработка и конвертиране на GPS координати</w:t>
       </w:r>
-      <w:bookmarkEnd w:id="42"/>
+      <w:bookmarkEnd w:id="41"/>
     </w:p>
     <w:p>
       <w:pPr>
@@ -9616,7 +9607,7 @@
       <w:pPr>
         <w:pStyle w:val="Heading2"/>
       </w:pPr>
-      <w:bookmarkStart w:id="43" w:name="_Toc220495677"/>
+      <w:bookmarkStart w:id="42" w:name="_Toc220495677"/>
       <w:r>
         <w:rPr>
           <w:rStyle w:val="Strong"/>
@@ -9626,7 +9617,7 @@
         <w:lastRenderedPageBreak/>
         <w:t>1.3.3.1. Формати на GPS координати</w:t>
       </w:r>
-      <w:bookmarkEnd w:id="43"/>
+      <w:bookmarkEnd w:id="42"/>
     </w:p>
     <w:p>
       <w:pPr>
@@ -9746,7 +9737,7 @@
       <w:pPr>
         <w:pStyle w:val="Heading2"/>
       </w:pPr>
-      <w:bookmarkStart w:id="44" w:name="_Toc220495678"/>
+      <w:bookmarkStart w:id="43" w:name="_Toc220495678"/>
       <w:r>
         <w:rPr>
           <w:rStyle w:val="Strong"/>
@@ -9755,7 +9746,7 @@
         </w:rPr>
         <w:t>1.3.3.2. Преобразуване от градуси, минути и секунди в десетичен формат</w:t>
       </w:r>
-      <w:bookmarkEnd w:id="44"/>
+      <w:bookmarkEnd w:id="43"/>
     </w:p>
     <w:p>
       <w:pPr>
@@ -9819,7 +9810,7 @@
       <w:pPr>
         <w:pStyle w:val="Heading2"/>
       </w:pPr>
-      <w:bookmarkStart w:id="45" w:name="_Toc220495679"/>
+      <w:bookmarkStart w:id="44" w:name="_Toc220495679"/>
       <w:r>
         <w:rPr>
           <w:rStyle w:val="Strong"/>
@@ -9828,7 +9819,7 @@
         </w:rPr>
         <w:t>1.3.3.3. Корекция на координатите спрямо географската посока</w:t>
       </w:r>
-      <w:bookmarkEnd w:id="45"/>
+      <w:bookmarkEnd w:id="44"/>
     </w:p>
     <w:p>
       <w:pPr>
@@ -9887,7 +9878,7 @@
       <w:pPr>
         <w:pStyle w:val="Heading2"/>
       </w:pPr>
-      <w:bookmarkStart w:id="46" w:name="_Toc220495680"/>
+      <w:bookmarkStart w:id="45" w:name="_Toc220495680"/>
       <w:r>
         <w:rPr>
           <w:rStyle w:val="Strong"/>
@@ -9897,7 +9888,7 @@
         <w:lastRenderedPageBreak/>
         <w:t>1.3.3.4. Проверка за валидност на координатите</w:t>
       </w:r>
-      <w:bookmarkEnd w:id="46"/>
+      <w:bookmarkEnd w:id="45"/>
     </w:p>
     <w:p>
       <w:pPr>
@@ -9961,7 +9952,7 @@
       <w:pPr>
         <w:pStyle w:val="Heading2"/>
       </w:pPr>
-      <w:bookmarkStart w:id="47" w:name="_Toc220495681"/>
+      <w:bookmarkStart w:id="46" w:name="_Toc220495681"/>
       <w:r>
         <w:rPr>
           <w:rStyle w:val="Strong"/>
@@ -9970,7 +9961,7 @@
         </w:rPr>
         <w:t>1.3.3.5. Подготовка на координатите за визуализация</w:t>
       </w:r>
-      <w:bookmarkEnd w:id="47"/>
+      <w:bookmarkEnd w:id="46"/>
     </w:p>
     <w:p>
       <w:pPr>
@@ -10035,7 +10026,7 @@
           <w:szCs w:val="36"/>
         </w:rPr>
       </w:pPr>
-      <w:bookmarkStart w:id="48" w:name="_Toc220495682"/>
+      <w:bookmarkStart w:id="47" w:name="_Toc220495682"/>
       <w:r>
         <w:rPr>
           <w:rStyle w:val="Strong"/>
@@ -10046,7 +10037,7 @@
         </w:rPr>
         <w:t>1.4. Работа с карти и визуализация</w:t>
       </w:r>
-      <w:bookmarkEnd w:id="48"/>
+      <w:bookmarkEnd w:id="47"/>
     </w:p>
     <w:p>
       <w:pPr>
@@ -10073,7 +10064,7 @@
       <w:pPr>
         <w:pStyle w:val="Heading2"/>
       </w:pPr>
-      <w:bookmarkStart w:id="49" w:name="_Toc220495683"/>
+      <w:bookmarkStart w:id="48" w:name="_Toc220495683"/>
       <w:r>
         <w:rPr>
           <w:rStyle w:val="Strong"/>
@@ -10082,14 +10073,14 @@
         </w:rPr>
         <w:t>1.4.1. Основи на геолокацията</w:t>
       </w:r>
-      <w:bookmarkEnd w:id="49"/>
+      <w:bookmarkEnd w:id="48"/>
     </w:p>
     <w:p>
       <w:pPr>
         <w:pStyle w:val="Heading3"/>
         <w:ind w:firstLine="0"/>
       </w:pPr>
-      <w:bookmarkStart w:id="50" w:name="_Toc220495684"/>
+      <w:bookmarkStart w:id="49" w:name="_Toc220495684"/>
       <w:r>
         <w:rPr>
           <w:rStyle w:val="Strong"/>
@@ -10098,7 +10089,7 @@
         </w:rPr>
         <w:t>1.4.1.1. Географска координатна система</w:t>
       </w:r>
-      <w:bookmarkEnd w:id="50"/>
+      <w:bookmarkEnd w:id="49"/>
     </w:p>
     <w:p>
       <w:pPr>
@@ -10174,7 +10165,7 @@
       <w:pPr>
         <w:pStyle w:val="Heading3"/>
       </w:pPr>
-      <w:bookmarkStart w:id="51" w:name="_Toc220495685"/>
+      <w:bookmarkStart w:id="50" w:name="_Toc220495685"/>
       <w:r>
         <w:rPr>
           <w:rStyle w:val="Strong"/>
@@ -10183,7 +10174,7 @@
         </w:rPr>
         <w:t>1.4.1.2. Стандартът WGS84</w:t>
       </w:r>
-      <w:bookmarkEnd w:id="51"/>
+      <w:bookmarkEnd w:id="50"/>
     </w:p>
     <w:p>
       <w:pPr>
@@ -10258,7 +10249,7 @@
       <w:pPr>
         <w:pStyle w:val="Heading3"/>
       </w:pPr>
-      <w:bookmarkStart w:id="52" w:name="_Toc220495686"/>
+      <w:bookmarkStart w:id="51" w:name="_Toc220495686"/>
       <w:r>
         <w:rPr>
           <w:rStyle w:val="Strong"/>
@@ -10267,7 +10258,7 @@
         </w:rPr>
         <w:t>1.4.1.3. Представяне на координати върху карта</w:t>
       </w:r>
-      <w:bookmarkEnd w:id="52"/>
+      <w:bookmarkEnd w:id="51"/>
     </w:p>
     <w:p>
       <w:pPr>
@@ -10333,7 +10324,7 @@
       <w:pPr>
         <w:pStyle w:val="Heading3"/>
       </w:pPr>
-      <w:bookmarkStart w:id="53" w:name="_Toc220495687"/>
+      <w:bookmarkStart w:id="52" w:name="_Toc220495687"/>
       <w:r>
         <w:rPr>
           <w:rStyle w:val="Strong"/>
@@ -10342,7 +10333,7 @@
         </w:rPr>
         <w:t>1.4.1.4. Значение на геолокацията в съвременните приложения</w:t>
       </w:r>
-      <w:bookmarkEnd w:id="53"/>
+      <w:bookmarkEnd w:id="52"/>
     </w:p>
     <w:p>
       <w:pPr>
@@ -10419,7 +10410,7 @@
       <w:pPr>
         <w:pStyle w:val="Heading2"/>
       </w:pPr>
-      <w:bookmarkStart w:id="54" w:name="_Toc220495688"/>
+      <w:bookmarkStart w:id="53" w:name="_Toc220495688"/>
       <w:r>
         <w:rPr>
           <w:rStyle w:val="Strong"/>
@@ -10428,13 +10419,13 @@
         </w:rPr>
         <w:t>1.4.2. Leaflet.js – характеристики и приложение</w:t>
       </w:r>
-      <w:bookmarkEnd w:id="54"/>
+      <w:bookmarkEnd w:id="53"/>
     </w:p>
     <w:p>
       <w:pPr>
         <w:pStyle w:val="Heading3"/>
       </w:pPr>
-      <w:bookmarkStart w:id="55" w:name="_Toc220495689"/>
+      <w:bookmarkStart w:id="54" w:name="_Toc220495689"/>
       <w:r>
         <w:rPr>
           <w:rStyle w:val="Strong"/>
@@ -10443,7 +10434,7 @@
         </w:rPr>
         <w:t>1.4.2.1. Архитектура и принцип на работа на Leaflet.js</w:t>
       </w:r>
-      <w:bookmarkEnd w:id="55"/>
+      <w:bookmarkEnd w:id="54"/>
     </w:p>
     <w:p>
       <w:pPr>
@@ -10517,7 +10508,7 @@
       <w:pPr>
         <w:pStyle w:val="Heading3"/>
       </w:pPr>
-      <w:bookmarkStart w:id="56" w:name="_Toc220495690"/>
+      <w:bookmarkStart w:id="55" w:name="_Toc220495690"/>
       <w:r>
         <w:rPr>
           <w:rStyle w:val="Strong"/>
@@ -10526,7 +10517,7 @@
         </w:rPr>
         <w:t>1.4.2.2. Основни компоненти на интерактивните карти</w:t>
       </w:r>
-      <w:bookmarkEnd w:id="56"/>
+      <w:bookmarkEnd w:id="55"/>
     </w:p>
     <w:p>
       <w:pPr>
@@ -10621,7 +10612,7 @@
       <w:pPr>
         <w:pStyle w:val="Heading3"/>
       </w:pPr>
-      <w:bookmarkStart w:id="57" w:name="_Toc220495691"/>
+      <w:bookmarkStart w:id="56" w:name="_Toc220495691"/>
       <w:r>
         <w:rPr>
           <w:rStyle w:val="Strong"/>
@@ -10630,7 +10621,7 @@
         </w:rPr>
         <w:t>1.4.2.3. Добавяне на маркери и слоеве</w:t>
       </w:r>
-      <w:bookmarkEnd w:id="57"/>
+      <w:bookmarkEnd w:id="56"/>
     </w:p>
     <w:p>
       <w:pPr>
@@ -10687,7 +10678,7 @@
       <w:pPr>
         <w:pStyle w:val="Heading3"/>
       </w:pPr>
-      <w:bookmarkStart w:id="58" w:name="_Toc220495692"/>
+      <w:bookmarkStart w:id="57" w:name="_Toc220495692"/>
       <w:r>
         <w:rPr>
           <w:rStyle w:val="Strong"/>
@@ -10696,7 +10687,7 @@
         </w:rPr>
         <w:t>1.4.2.4. Предимства и ограничения на Leaflet.js</w:t>
       </w:r>
-      <w:bookmarkEnd w:id="58"/>
+      <w:bookmarkEnd w:id="57"/>
     </w:p>
     <w:p>
       <w:pPr>
@@ -10797,7 +10788,7 @@
       <w:pPr>
         <w:pStyle w:val="Heading2"/>
       </w:pPr>
-      <w:bookmarkStart w:id="59" w:name="_Toc220495693"/>
+      <w:bookmarkStart w:id="58" w:name="_Toc220495693"/>
       <w:r>
         <w:rPr>
           <w:rStyle w:val="Strong"/>
@@ -10806,13 +10797,13 @@
         </w:rPr>
         <w:t>1.4.3. Folium за Python – визуализация на координати</w:t>
       </w:r>
-      <w:bookmarkEnd w:id="59"/>
+      <w:bookmarkEnd w:id="58"/>
     </w:p>
     <w:p>
       <w:pPr>
         <w:pStyle w:val="Heading3"/>
       </w:pPr>
-      <w:bookmarkStart w:id="60" w:name="_Toc220495694"/>
+      <w:bookmarkStart w:id="59" w:name="_Toc220495694"/>
       <w:r>
         <w:rPr>
           <w:rStyle w:val="Strong"/>
@@ -10821,7 +10812,7 @@
         </w:rPr>
         <w:t>1.4.3.1. Връзка между Folium и Leaflet.js</w:t>
       </w:r>
-      <w:bookmarkEnd w:id="60"/>
+      <w:bookmarkEnd w:id="59"/>
     </w:p>
     <w:p>
       <w:pPr>
@@ -10897,7 +10888,7 @@
       <w:pPr>
         <w:pStyle w:val="Heading3"/>
       </w:pPr>
-      <w:bookmarkStart w:id="61" w:name="_Toc220495695"/>
+      <w:bookmarkStart w:id="60" w:name="_Toc220495695"/>
       <w:r>
         <w:rPr>
           <w:rStyle w:val="Strong"/>
@@ -10907,7 +10898,7 @@
         <w:lastRenderedPageBreak/>
         <w:t>1.4.3.3. Визуализация на множество координати</w:t>
       </w:r>
-      <w:bookmarkEnd w:id="61"/>
+      <w:bookmarkEnd w:id="60"/>
     </w:p>
     <w:p>
       <w:pPr>
@@ -10921,7 +10912,7 @@
       <w:pPr>
         <w:pStyle w:val="Heading3"/>
       </w:pPr>
-      <w:bookmarkStart w:id="62" w:name="_Toc220495696"/>
+      <w:bookmarkStart w:id="61" w:name="_Toc220495696"/>
       <w:r>
         <w:rPr>
           <w:rStyle w:val="Strong"/>
@@ -10930,7 +10921,7 @@
         </w:rPr>
         <w:t>1.4.3.4. Интеграция на Folium с Python приложения</w:t>
       </w:r>
-      <w:bookmarkEnd w:id="62"/>
+      <w:bookmarkEnd w:id="61"/>
     </w:p>
     <w:p>
       <w:pPr>
@@ -10975,7 +10966,7 @@
       <w:pPr>
         <w:pStyle w:val="Heading2"/>
       </w:pPr>
-      <w:bookmarkStart w:id="63" w:name="_Toc220495697"/>
+      <w:bookmarkStart w:id="62" w:name="_Toc220495697"/>
       <w:r>
         <w:rPr>
           <w:rStyle w:val="Strong"/>
@@ -10984,7 +10975,7 @@
         </w:rPr>
         <w:t>1.4.2. Leaflet.js – характеристики и приложение</w:t>
       </w:r>
-      <w:bookmarkEnd w:id="63"/>
+      <w:bookmarkEnd w:id="62"/>
     </w:p>
     <w:p>
       <w:pPr>
@@ -11195,7 +11186,7 @@
       <w:pPr>
         <w:pStyle w:val="Heading2"/>
       </w:pPr>
-      <w:bookmarkStart w:id="64" w:name="_Toc220495698"/>
+      <w:bookmarkStart w:id="63" w:name="_Toc220495698"/>
       <w:r>
         <w:rPr>
           <w:rStyle w:val="Strong"/>
@@ -11204,7 +11195,7 @@
         </w:rPr>
         <w:t>1.4.3. Folium за Python – визуализация на координати</w:t>
       </w:r>
-      <w:bookmarkEnd w:id="64"/>
+      <w:bookmarkEnd w:id="63"/>
     </w:p>
     <w:p>
       <w:pPr>
@@ -14561,8 +14552,13 @@
         <w:pStyle w:val="NormalWeb"/>
       </w:pPr>
       <w:r>
-        <w:t>В бъдеще подобни технологии ще имат все по-голямо значение, тъй като количеството цифрови изображения продължава да нараства, а необходимостта от ефективни методи за тяхното управление и анализ става все по-голяма.</w:t>
-      </w:r>
+        <w:t>В бъдеще подобни технологии ще имат все по-голямо значение, тъй като количеството цифрови изображения продължава да нараства, а необходимостта от ефективни методи за тяхното управлен</w:t>
+      </w:r>
+      <w:r>
+        <w:t>ие и анализ става все по-голяма.</w:t>
+      </w:r>
+      <w:bookmarkStart w:id="64" w:name="_GoBack"/>
+      <w:bookmarkEnd w:id="64"/>
     </w:p>
     <w:p>
       <w:pPr>
@@ -22592,7 +22588,7 @@
 </file>
 
 <file path=customXml/itemProps1.xml><?xml version="1.0" encoding="utf-8"?>
-<ds:datastoreItem xmlns:ds="http://schemas.openxmlformats.org/officeDocument/2006/customXml" ds:itemID="{E7D7D86A-137B-425B-A108-D29A403D41E8}">
+<ds:datastoreItem xmlns:ds="http://schemas.openxmlformats.org/officeDocument/2006/customXml" ds:itemID="{E950E576-C8DB-4CA9-97AA-7D27D125B33E}">
   <ds:schemaRefs>
     <ds:schemaRef ds:uri="http://schemas.openxmlformats.org/officeDocument/2006/bibliography"/>
   </ds:schemaRefs>
